--- a/applications/word/07_GreatDay_CV.docx
+++ b/applications/word/07_GreatDay_CV.docx
@@ -463,7 +463,7 @@
           <w:color w:val="555555"/>
           <w:sz w:val="20"/>
         </w:rPr>
-        <w:t>Columbus, OH | December 2024 – Present</w:t>
+        <w:t>Columbus, OH | December 2024 – July 2026</w:t>
       </w:r>
     </w:p>
     <w:p>
